--- a/보관본/러시아 인권변호사/Word/6부/6부_11화_투표_전야.docx
+++ b/보관본/러시아 인권변호사/Word/6부/6부_11화_투표_전야.docx
@@ -1742,7 +1742,7 @@
           <w:i w:val="0"/>
           <w:sz w:val="22"/>
         </w:rPr>
-        <w:t>Вот в этом и суть того, ради чего мы работали три года.</w:t>
+        <w:t>Вот в этом и суть того, ради чего мы работали два года.</w:t>
       </w:r>
     </w:p>
     <w:p>
@@ -3291,7 +3291,7 @@
           <w:i w:val="0"/>
           <w:sz w:val="22"/>
         </w:rPr>
-        <w:t xml:space="preserve"> — 한국어 해설: "배고픔은 이모(친척)가 아니다", 즉 굶주림은 봐주지 않는다는 뜻의 오래되고 널리 쓰이는 속담(흔히 "피로시키를 갖다주지 않는다"는 뒷말이 붙는다). 투표 전날 밤 전화로 "무엇이 되든 자랑스럽다"고 말한 어머니 안나가 곧바로 "오늘 뭘 먹었느냐"고 따지며 쓴다. 대통령이 아니라 아들을 챙기는 어머니의 목소리가, 거창한 말보다 료샤를 붙잡아 준다 (장면 5).</w:t>
+        <w:t xml:space="preserve"> — 한국어 해설: "배고픔은 이모(친척)가 아니다", 즉 굶주림은 봐주지 않는다는 뜻의 속담(흔히 "피로시키를 갖다주지 않는다"는 뒷말이 붙는다). 투표 전날 밤 전화로 "무엇이 되든 자랑스럽다"고 말한 어머니 안나가 곧바로 "오늘 뭘 먹었느냐"고 따지며 쓴다. 대통령이 아니라 아들을 챙기는 어머니의 목소리가, 거창한 말보다 료샤를 붙잡아 준다 (장면 5).</w:t>
       </w:r>
     </w:p>
     <w:p>
